--- a/documents/customer_interviews.docx
+++ b/documents/customer_interviews.docx
@@ -444,6 +444,505 @@
         </w:drawing>
       </w:r>
     </w:p>
+    <w:p>
+      <w:r>
+        <w:drawing>
+          <wp:inline distT="0" distB="0" distL="0" distR="0" wp14:anchorId="4B56ADB2" wp14:editId="6485BCC9">
+            <wp:extent cx="1943766" cy="2589530"/>
+            <wp:effectExtent l="0" t="0" r="0" b="1270"/>
+            <wp:docPr id="4" name="Picture 3"/>
+            <wp:cNvGraphicFramePr>
+              <a:graphicFrameLocks xmlns:a="http://schemas.openxmlformats.org/drawingml/2006/main" noChangeAspect="1"/>
+            </wp:cNvGraphicFramePr>
+            <a:graphic xmlns:a="http://schemas.openxmlformats.org/drawingml/2006/main">
+              <a:graphicData uri="http://schemas.openxmlformats.org/drawingml/2006/picture">
+                <pic:pic xmlns:pic="http://schemas.openxmlformats.org/drawingml/2006/picture">
+                  <pic:nvPicPr>
+                    <pic:cNvPr id="4" name="Picture 3"/>
+                    <pic:cNvPicPr>
+                      <a:picLocks noChangeAspect="1"/>
+                    </pic:cNvPicPr>
+                  </pic:nvPicPr>
+                  <pic:blipFill>
+                    <a:blip r:embed="rId12" cstate="print">
+                      <a:extLst>
+                        <a:ext uri="{28A0092B-C50C-407E-A947-70E740481C1C}">
+                          <a14:useLocalDpi xmlns:a14="http://schemas.microsoft.com/office/drawing/2010/main" val="0"/>
+                        </a:ext>
+                      </a:extLst>
+                    </a:blip>
+                    <a:stretch>
+                      <a:fillRect/>
+                    </a:stretch>
+                  </pic:blipFill>
+                  <pic:spPr>
+                    <a:xfrm>
+                      <a:off x="0" y="0"/>
+                      <a:ext cx="1944838" cy="2590958"/>
+                    </a:xfrm>
+                    <a:prstGeom prst="rect">
+                      <a:avLst/>
+                    </a:prstGeom>
+                  </pic:spPr>
+                </pic:pic>
+              </a:graphicData>
+            </a:graphic>
+          </wp:inline>
+        </w:drawing>
+      </w:r>
+      <w:r>
+        <w:drawing>
+          <wp:inline distT="0" distB="0" distL="0" distR="0" wp14:anchorId="13B081D0" wp14:editId="5598DDE7">
+            <wp:extent cx="1939000" cy="2583180"/>
+            <wp:effectExtent l="0" t="0" r="4445" b="7620"/>
+            <wp:docPr id="5" name="Picture 4"/>
+            <wp:cNvGraphicFramePr>
+              <a:graphicFrameLocks xmlns:a="http://schemas.openxmlformats.org/drawingml/2006/main" noChangeAspect="1"/>
+            </wp:cNvGraphicFramePr>
+            <a:graphic xmlns:a="http://schemas.openxmlformats.org/drawingml/2006/main">
+              <a:graphicData uri="http://schemas.openxmlformats.org/drawingml/2006/picture">
+                <pic:pic xmlns:pic="http://schemas.openxmlformats.org/drawingml/2006/picture">
+                  <pic:nvPicPr>
+                    <pic:cNvPr id="5" name="Picture 4"/>
+                    <pic:cNvPicPr>
+                      <a:picLocks noChangeAspect="1"/>
+                    </pic:cNvPicPr>
+                  </pic:nvPicPr>
+                  <pic:blipFill>
+                    <a:blip r:embed="rId13" cstate="print">
+                      <a:extLst>
+                        <a:ext uri="{28A0092B-C50C-407E-A947-70E740481C1C}">
+                          <a14:useLocalDpi xmlns:a14="http://schemas.microsoft.com/office/drawing/2010/main" val="0"/>
+                        </a:ext>
+                      </a:extLst>
+                    </a:blip>
+                    <a:stretch>
+                      <a:fillRect/>
+                    </a:stretch>
+                  </pic:blipFill>
+                  <pic:spPr>
+                    <a:xfrm>
+                      <a:off x="0" y="0"/>
+                      <a:ext cx="1944910" cy="2591054"/>
+                    </a:xfrm>
+                    <a:prstGeom prst="rect">
+                      <a:avLst/>
+                    </a:prstGeom>
+                  </pic:spPr>
+                </pic:pic>
+              </a:graphicData>
+            </a:graphic>
+          </wp:inline>
+        </w:drawing>
+      </w:r>
+      <w:r>
+        <w:drawing>
+          <wp:inline distT="0" distB="0" distL="0" distR="0" wp14:anchorId="74A6F16A" wp14:editId="5ABE6796">
+            <wp:extent cx="1828800" cy="2558415"/>
+            <wp:effectExtent l="0" t="0" r="0" b="0"/>
+            <wp:docPr id="6" name="Picture 5"/>
+            <wp:cNvGraphicFramePr>
+              <a:graphicFrameLocks xmlns:a="http://schemas.openxmlformats.org/drawingml/2006/main" noChangeAspect="1"/>
+            </wp:cNvGraphicFramePr>
+            <a:graphic xmlns:a="http://schemas.openxmlformats.org/drawingml/2006/main">
+              <a:graphicData uri="http://schemas.openxmlformats.org/drawingml/2006/picture">
+                <pic:pic xmlns:pic="http://schemas.openxmlformats.org/drawingml/2006/picture">
+                  <pic:nvPicPr>
+                    <pic:cNvPr id="6" name="Picture 5"/>
+                    <pic:cNvPicPr>
+                      <a:picLocks noChangeAspect="1"/>
+                    </pic:cNvPicPr>
+                  </pic:nvPicPr>
+                  <pic:blipFill>
+                    <a:blip r:embed="rId14" cstate="print">
+                      <a:extLst>
+                        <a:ext uri="{28A0092B-C50C-407E-A947-70E740481C1C}">
+                          <a14:useLocalDpi xmlns:a14="http://schemas.microsoft.com/office/drawing/2010/main" val="0"/>
+                        </a:ext>
+                      </a:extLst>
+                    </a:blip>
+                    <a:stretch>
+                      <a:fillRect/>
+                    </a:stretch>
+                  </pic:blipFill>
+                  <pic:spPr>
+                    <a:xfrm>
+                      <a:off x="0" y="0"/>
+                      <a:ext cx="1837940" cy="2571201"/>
+                    </a:xfrm>
+                    <a:prstGeom prst="rect">
+                      <a:avLst/>
+                    </a:prstGeom>
+                  </pic:spPr>
+                </pic:pic>
+              </a:graphicData>
+            </a:graphic>
+          </wp:inline>
+        </w:drawing>
+      </w:r>
+    </w:p>
+    <w:p/>
+    <w:p/>
+    <w:p>
+      <w:r>
+        <w:lastRenderedPageBreak/>
+        <w:drawing>
+          <wp:inline distT="0" distB="0" distL="0" distR="0" wp14:anchorId="06B56C21" wp14:editId="41DD1D6B">
+            <wp:extent cx="1938046" cy="2581910"/>
+            <wp:effectExtent l="0" t="0" r="5080" b="8890"/>
+            <wp:docPr id="7" name="Picture 6"/>
+            <wp:cNvGraphicFramePr>
+              <a:graphicFrameLocks xmlns:a="http://schemas.openxmlformats.org/drawingml/2006/main" noChangeAspect="1"/>
+            </wp:cNvGraphicFramePr>
+            <a:graphic xmlns:a="http://schemas.openxmlformats.org/drawingml/2006/main">
+              <a:graphicData uri="http://schemas.openxmlformats.org/drawingml/2006/picture">
+                <pic:pic xmlns:pic="http://schemas.openxmlformats.org/drawingml/2006/picture">
+                  <pic:nvPicPr>
+                    <pic:cNvPr id="7" name="Picture 6"/>
+                    <pic:cNvPicPr>
+                      <a:picLocks noChangeAspect="1"/>
+                    </pic:cNvPicPr>
+                  </pic:nvPicPr>
+                  <pic:blipFill>
+                    <a:blip r:embed="rId15" cstate="print">
+                      <a:extLst>
+                        <a:ext uri="{28A0092B-C50C-407E-A947-70E740481C1C}">
+                          <a14:useLocalDpi xmlns:a14="http://schemas.microsoft.com/office/drawing/2010/main" val="0"/>
+                        </a:ext>
+                      </a:extLst>
+                    </a:blip>
+                    <a:stretch>
+                      <a:fillRect/>
+                    </a:stretch>
+                  </pic:blipFill>
+                  <pic:spPr>
+                    <a:xfrm>
+                      <a:off x="0" y="0"/>
+                      <a:ext cx="1943995" cy="2589836"/>
+                    </a:xfrm>
+                    <a:prstGeom prst="rect">
+                      <a:avLst/>
+                    </a:prstGeom>
+                  </pic:spPr>
+                </pic:pic>
+              </a:graphicData>
+            </a:graphic>
+          </wp:inline>
+        </w:drawing>
+      </w:r>
+      <w:r>
+        <w:drawing>
+          <wp:inline distT="0" distB="0" distL="0" distR="0" wp14:anchorId="7E9AEC0F" wp14:editId="3B94430D">
+            <wp:extent cx="1940430" cy="2585085"/>
+            <wp:effectExtent l="0" t="0" r="3175" b="5715"/>
+            <wp:docPr id="2101201324" name="Picture 3"/>
+            <wp:cNvGraphicFramePr>
+              <a:graphicFrameLocks xmlns:a="http://schemas.openxmlformats.org/drawingml/2006/main" noChangeAspect="1"/>
+            </wp:cNvGraphicFramePr>
+            <a:graphic xmlns:a="http://schemas.openxmlformats.org/drawingml/2006/main">
+              <a:graphicData uri="http://schemas.openxmlformats.org/drawingml/2006/picture">
+                <pic:pic xmlns:pic="http://schemas.openxmlformats.org/drawingml/2006/picture">
+                  <pic:nvPicPr>
+                    <pic:cNvPr id="4" name="Picture 3"/>
+                    <pic:cNvPicPr>
+                      <a:picLocks noChangeAspect="1"/>
+                    </pic:cNvPicPr>
+                  </pic:nvPicPr>
+                  <pic:blipFill>
+                    <a:blip r:embed="rId16" cstate="print">
+                      <a:extLst>
+                        <a:ext uri="{28A0092B-C50C-407E-A947-70E740481C1C}">
+                          <a14:useLocalDpi xmlns:a14="http://schemas.microsoft.com/office/drawing/2010/main" val="0"/>
+                        </a:ext>
+                      </a:extLst>
+                    </a:blip>
+                    <a:stretch>
+                      <a:fillRect/>
+                    </a:stretch>
+                  </pic:blipFill>
+                  <pic:spPr>
+                    <a:xfrm>
+                      <a:off x="0" y="0"/>
+                      <a:ext cx="1949169" cy="2596728"/>
+                    </a:xfrm>
+                    <a:prstGeom prst="rect">
+                      <a:avLst/>
+                    </a:prstGeom>
+                  </pic:spPr>
+                </pic:pic>
+              </a:graphicData>
+            </a:graphic>
+          </wp:inline>
+        </w:drawing>
+      </w:r>
+      <w:r>
+        <w:rPr>
+          <w:noProof/>
+        </w:rPr>
+        <w:drawing>
+          <wp:inline distT="0" distB="0" distL="0" distR="0" wp14:anchorId="03C1D86D" wp14:editId="374DB7E3">
+            <wp:extent cx="1758950" cy="2571750"/>
+            <wp:effectExtent l="0" t="0" r="0" b="0"/>
+            <wp:docPr id="1004906101" name="Picture 5"/>
+            <wp:cNvGraphicFramePr>
+              <a:graphicFrameLocks xmlns:a="http://schemas.openxmlformats.org/drawingml/2006/main" noChangeAspect="1"/>
+            </wp:cNvGraphicFramePr>
+            <a:graphic xmlns:a="http://schemas.openxmlformats.org/drawingml/2006/main">
+              <a:graphicData uri="http://schemas.openxmlformats.org/drawingml/2006/picture">
+                <pic:pic xmlns:pic="http://schemas.openxmlformats.org/drawingml/2006/picture">
+                  <pic:nvPicPr>
+                    <pic:cNvPr id="0" name="Picture 5"/>
+                    <pic:cNvPicPr>
+                      <a:picLocks noChangeAspect="1" noChangeArrowheads="1"/>
+                    </pic:cNvPicPr>
+                  </pic:nvPicPr>
+                  <pic:blipFill>
+                    <a:blip r:embed="rId17" cstate="print">
+                      <a:extLst>
+                        <a:ext uri="{28A0092B-C50C-407E-A947-70E740481C1C}">
+                          <a14:useLocalDpi xmlns:a14="http://schemas.microsoft.com/office/drawing/2010/main" val="0"/>
+                        </a:ext>
+                      </a:extLst>
+                    </a:blip>
+                    <a:srcRect/>
+                    <a:stretch>
+                      <a:fillRect/>
+                    </a:stretch>
+                  </pic:blipFill>
+                  <pic:spPr bwMode="auto">
+                    <a:xfrm>
+                      <a:off x="0" y="0"/>
+                      <a:ext cx="1776642" cy="2597617"/>
+                    </a:xfrm>
+                    <a:prstGeom prst="rect">
+                      <a:avLst/>
+                    </a:prstGeom>
+                    <a:noFill/>
+                    <a:ln>
+                      <a:noFill/>
+                    </a:ln>
+                  </pic:spPr>
+                </pic:pic>
+              </a:graphicData>
+            </a:graphic>
+          </wp:inline>
+        </w:drawing>
+      </w:r>
+    </w:p>
+    <w:p>
+      <w:r>
+        <w:rPr>
+          <w:noProof/>
+        </w:rPr>
+        <w:drawing>
+          <wp:inline distT="0" distB="0" distL="0" distR="0" wp14:anchorId="3E9884F8" wp14:editId="4383EDFC">
+            <wp:extent cx="1930400" cy="3431985"/>
+            <wp:effectExtent l="0" t="0" r="0" b="0"/>
+            <wp:docPr id="242522216" name="Picture 4"/>
+            <wp:cNvGraphicFramePr>
+              <a:graphicFrameLocks xmlns:a="http://schemas.openxmlformats.org/drawingml/2006/main" noChangeAspect="1"/>
+            </wp:cNvGraphicFramePr>
+            <a:graphic xmlns:a="http://schemas.openxmlformats.org/drawingml/2006/main">
+              <a:graphicData uri="http://schemas.openxmlformats.org/drawingml/2006/picture">
+                <pic:pic xmlns:pic="http://schemas.openxmlformats.org/drawingml/2006/picture">
+                  <pic:nvPicPr>
+                    <pic:cNvPr id="0" name="Picture 4"/>
+                    <pic:cNvPicPr>
+                      <a:picLocks noChangeAspect="1" noChangeArrowheads="1"/>
+                    </pic:cNvPicPr>
+                  </pic:nvPicPr>
+                  <pic:blipFill>
+                    <a:blip r:embed="rId18" cstate="print">
+                      <a:extLst>
+                        <a:ext uri="{28A0092B-C50C-407E-A947-70E740481C1C}">
+                          <a14:useLocalDpi xmlns:a14="http://schemas.microsoft.com/office/drawing/2010/main" val="0"/>
+                        </a:ext>
+                      </a:extLst>
+                    </a:blip>
+                    <a:srcRect/>
+                    <a:stretch>
+                      <a:fillRect/>
+                    </a:stretch>
+                  </pic:blipFill>
+                  <pic:spPr bwMode="auto">
+                    <a:xfrm>
+                      <a:off x="0" y="0"/>
+                      <a:ext cx="1945349" cy="3458562"/>
+                    </a:xfrm>
+                    <a:prstGeom prst="rect">
+                      <a:avLst/>
+                    </a:prstGeom>
+                    <a:noFill/>
+                    <a:ln>
+                      <a:noFill/>
+                    </a:ln>
+                  </pic:spPr>
+                </pic:pic>
+              </a:graphicData>
+            </a:graphic>
+          </wp:inline>
+        </w:drawing>
+      </w:r>
+      <w:r>
+        <w:rPr>
+          <w:noProof/>
+        </w:rPr>
+        <w:drawing>
+          <wp:inline distT="0" distB="0" distL="0" distR="0" wp14:anchorId="7C3200D9" wp14:editId="7201A0D5">
+            <wp:extent cx="1924050" cy="3420693"/>
+            <wp:effectExtent l="0" t="0" r="0" b="8890"/>
+            <wp:docPr id="424594714" name="Picture 3"/>
+            <wp:cNvGraphicFramePr>
+              <a:graphicFrameLocks xmlns:a="http://schemas.openxmlformats.org/drawingml/2006/main" noChangeAspect="1"/>
+            </wp:cNvGraphicFramePr>
+            <a:graphic xmlns:a="http://schemas.openxmlformats.org/drawingml/2006/main">
+              <a:graphicData uri="http://schemas.openxmlformats.org/drawingml/2006/picture">
+                <pic:pic xmlns:pic="http://schemas.openxmlformats.org/drawingml/2006/picture">
+                  <pic:nvPicPr>
+                    <pic:cNvPr id="0" name="Picture 3"/>
+                    <pic:cNvPicPr>
+                      <a:picLocks noChangeAspect="1" noChangeArrowheads="1"/>
+                    </pic:cNvPicPr>
+                  </pic:nvPicPr>
+                  <pic:blipFill>
+                    <a:blip r:embed="rId19" cstate="print">
+                      <a:extLst>
+                        <a:ext uri="{28A0092B-C50C-407E-A947-70E740481C1C}">
+                          <a14:useLocalDpi xmlns:a14="http://schemas.microsoft.com/office/drawing/2010/main" val="0"/>
+                        </a:ext>
+                      </a:extLst>
+                    </a:blip>
+                    <a:srcRect/>
+                    <a:stretch>
+                      <a:fillRect/>
+                    </a:stretch>
+                  </pic:blipFill>
+                  <pic:spPr bwMode="auto">
+                    <a:xfrm>
+                      <a:off x="0" y="0"/>
+                      <a:ext cx="1977815" cy="3516280"/>
+                    </a:xfrm>
+                    <a:prstGeom prst="rect">
+                      <a:avLst/>
+                    </a:prstGeom>
+                    <a:noFill/>
+                    <a:ln>
+                      <a:noFill/>
+                    </a:ln>
+                  </pic:spPr>
+                </pic:pic>
+              </a:graphicData>
+            </a:graphic>
+          </wp:inline>
+        </w:drawing>
+      </w:r>
+      <w:r>
+        <w:rPr>
+          <w:noProof/>
+        </w:rPr>
+        <w:drawing>
+          <wp:inline distT="0" distB="0" distL="0" distR="0" wp14:anchorId="25576E1C" wp14:editId="52506A0F">
+            <wp:extent cx="1845858" cy="3415030"/>
+            <wp:effectExtent l="0" t="0" r="2540" b="0"/>
+            <wp:docPr id="640397858" name="Picture 2"/>
+            <wp:cNvGraphicFramePr>
+              <a:graphicFrameLocks xmlns:a="http://schemas.openxmlformats.org/drawingml/2006/main" noChangeAspect="1"/>
+            </wp:cNvGraphicFramePr>
+            <a:graphic xmlns:a="http://schemas.openxmlformats.org/drawingml/2006/main">
+              <a:graphicData uri="http://schemas.openxmlformats.org/drawingml/2006/picture">
+                <pic:pic xmlns:pic="http://schemas.openxmlformats.org/drawingml/2006/picture">
+                  <pic:nvPicPr>
+                    <pic:cNvPr id="0" name="Picture 2"/>
+                    <pic:cNvPicPr>
+                      <a:picLocks noChangeAspect="1" noChangeArrowheads="1"/>
+                    </pic:cNvPicPr>
+                  </pic:nvPicPr>
+                  <pic:blipFill>
+                    <a:blip r:embed="rId20" cstate="print">
+                      <a:extLst>
+                        <a:ext uri="{28A0092B-C50C-407E-A947-70E740481C1C}">
+                          <a14:useLocalDpi xmlns:a14="http://schemas.microsoft.com/office/drawing/2010/main" val="0"/>
+                        </a:ext>
+                      </a:extLst>
+                    </a:blip>
+                    <a:srcRect/>
+                    <a:stretch>
+                      <a:fillRect/>
+                    </a:stretch>
+                  </pic:blipFill>
+                  <pic:spPr bwMode="auto">
+                    <a:xfrm>
+                      <a:off x="0" y="0"/>
+                      <a:ext cx="1851148" cy="3424816"/>
+                    </a:xfrm>
+                    <a:prstGeom prst="rect">
+                      <a:avLst/>
+                    </a:prstGeom>
+                    <a:noFill/>
+                    <a:ln>
+                      <a:noFill/>
+                    </a:ln>
+                  </pic:spPr>
+                </pic:pic>
+              </a:graphicData>
+            </a:graphic>
+          </wp:inline>
+        </w:drawing>
+      </w:r>
+      <w:r>
+        <w:rPr>
+          <w:noProof/>
+        </w:rPr>
+        <w:drawing>
+          <wp:inline distT="0" distB="0" distL="0" distR="0" wp14:anchorId="2627E398" wp14:editId="435C986D">
+            <wp:extent cx="2089150" cy="2660374"/>
+            <wp:effectExtent l="0" t="0" r="6350" b="6985"/>
+            <wp:docPr id="733972427" name="Picture 1"/>
+            <wp:cNvGraphicFramePr>
+              <a:graphicFrameLocks xmlns:a="http://schemas.openxmlformats.org/drawingml/2006/main" noChangeAspect="1"/>
+            </wp:cNvGraphicFramePr>
+            <a:graphic xmlns:a="http://schemas.openxmlformats.org/drawingml/2006/main">
+              <a:graphicData uri="http://schemas.openxmlformats.org/drawingml/2006/picture">
+                <pic:pic xmlns:pic="http://schemas.openxmlformats.org/drawingml/2006/picture">
+                  <pic:nvPicPr>
+                    <pic:cNvPr id="0" name="Picture 1"/>
+                    <pic:cNvPicPr>
+                      <a:picLocks noChangeAspect="1" noChangeArrowheads="1"/>
+                    </pic:cNvPicPr>
+                  </pic:nvPicPr>
+                  <pic:blipFill>
+                    <a:blip r:embed="rId21" cstate="print">
+                      <a:extLst>
+                        <a:ext uri="{28A0092B-C50C-407E-A947-70E740481C1C}">
+                          <a14:useLocalDpi xmlns:a14="http://schemas.microsoft.com/office/drawing/2010/main" val="0"/>
+                        </a:ext>
+                      </a:extLst>
+                    </a:blip>
+                    <a:srcRect/>
+                    <a:stretch>
+                      <a:fillRect/>
+                    </a:stretch>
+                  </pic:blipFill>
+                  <pic:spPr bwMode="auto">
+                    <a:xfrm>
+                      <a:off x="0" y="0"/>
+                      <a:ext cx="2127596" cy="2709333"/>
+                    </a:xfrm>
+                    <a:prstGeom prst="rect">
+                      <a:avLst/>
+                    </a:prstGeom>
+                    <a:noFill/>
+                    <a:ln>
+                      <a:noFill/>
+                    </a:ln>
+                  </pic:spPr>
+                </pic:pic>
+              </a:graphicData>
+            </a:graphic>
+          </wp:inline>
+        </w:drawing>
+      </w:r>
+    </w:p>
     <w:sectPr>
       <w:pgSz w:w="11906" w:h="16838"/>
       <w:pgMar w:top="1440" w:right="1440" w:bottom="1440" w:left="1440" w:header="708" w:footer="708" w:gutter="0"/>
@@ -1057,7 +1556,6 @@
   <w:style w:type="character" w:default="1" w:styleId="DefaultParagraphFont">
     <w:name w:val="Default Paragraph Font"/>
     <w:uiPriority w:val="1"/>
-    <w:semiHidden/>
     <w:unhideWhenUsed/>
   </w:style>
   <w:style w:type="table" w:default="1" w:styleId="TableNormal">
